--- a/research/Physiological_Research_Short_Communication_风险修订_20261017/Yuan.docx
+++ b/research/Physiological_Research_Short_Communication_风险修订_20261017/Yuan.docx
@@ -764,7 +764,7 @@
           <w:rFonts w:ascii="Times New Roman" w:hAnsi="Times New Roman"/>
           <w:sz w:val="24"/>
         </w:rPr>
-        <w:t>Codex (OpenAI; final-revision CLI 0.162.0-alpha.17.2, ChatGPT desktop 26.1007.30912; October 2026; underlying model identifier unarchived) assisted with editing, organization, methodological review, worksheet checking, statistical reanalysis and conventional analysis/plotting code. Authors verified the outputs and take responsibility. No experimental data or images were generated.</w:t>
+        <w:t>Codex (OpenAI; CLI 0.162.0-alpha.17.2) assisted with manuscript editing, data checking, statistical reanalysis and plotting. The authors reviewed and verified the outputs and take full responsibility for the final manuscript.</w:t>
       </w:r>
     </w:p>
     <w:p>

--- a/research/Physiological_Research_Short_Communication_风险修订_20261017/Yuan.docx
+++ b/research/Physiological_Research_Short_Communication_风险修订_20261017/Yuan.docx
@@ -9,7 +9,7 @@
       </w:pPr>
       <w:r>
         <w:rPr>
-          <w:rFonts w:ascii="Times New Roman" w:hAnsi="Times New Roman" w:cs="Times New Roman" w:eastAsia="Times New Roman"/>
+          <w:rFonts w:ascii="Times New Roman" w:hAnsi="Times New Roman" w:eastAsia="Times New Roman" w:cs="Times New Roman"/>
           <w:b/>
           <w:color w:val="000000"/>
           <w:sz w:val="32"/>
@@ -20,7 +20,7 @@
     <w:p>
       <w:r>
         <w:rPr>
-          <w:rFonts w:ascii="Times New Roman" w:hAnsi="Times New Roman" w:cs="Times New Roman" w:eastAsia="Times New Roman"/>
+          <w:rFonts w:ascii="Times New Roman" w:hAnsi="Times New Roman" w:eastAsia="Times New Roman" w:cs="Times New Roman"/>
           <w:color w:val="000000"/>
           <w:sz w:val="24"/>
         </w:rPr>
@@ -28,7 +28,7 @@
       </w:r>
       <w:r>
         <w:rPr>
-          <w:rFonts w:ascii="Times New Roman" w:hAnsi="Times New Roman" w:cs="Times New Roman" w:eastAsia="Times New Roman"/>
+          <w:rFonts w:ascii="Times New Roman" w:hAnsi="Times New Roman" w:eastAsia="Times New Roman" w:cs="Times New Roman"/>
           <w:color w:val="000000"/>
           <w:sz w:val="24"/>
           <w:vertAlign w:val="superscript"/>
@@ -37,23 +37,15 @@
       </w:r>
       <w:r>
         <w:rPr>
-          <w:rFonts w:ascii="Times New Roman" w:hAnsi="Times New Roman" w:cs="Times New Roman" w:eastAsia="Times New Roman"/>
+          <w:rFonts w:ascii="Times New Roman" w:hAnsi="Times New Roman" w:eastAsia="Times New Roman" w:cs="Times New Roman"/>
           <w:color w:val="000000"/>
           <w:sz w:val="24"/>
         </w:rPr>
-        <w:t xml:space="preserve">, </w:t>
+        <w:t>, Bin Yang</w:t>
       </w:r>
       <w:r>
         <w:rPr>
-          <w:rFonts w:ascii="Times New Roman" w:hAnsi="Times New Roman" w:cs="Times New Roman" w:eastAsia="Times New Roman"/>
-          <w:color w:val="000000"/>
-          <w:sz w:val="24"/>
-        </w:rPr>
-        <w:t>Bin Yang</w:t>
-      </w:r>
-      <w:r>
-        <w:rPr>
-          <w:rFonts w:ascii="Times New Roman" w:hAnsi="Times New Roman" w:cs="Times New Roman" w:eastAsia="Times New Roman"/>
+          <w:rFonts w:ascii="Times New Roman" w:hAnsi="Times New Roman" w:eastAsia="Times New Roman" w:cs="Times New Roman"/>
           <w:color w:val="000000"/>
           <w:sz w:val="24"/>
           <w:vertAlign w:val="superscript"/>
@@ -62,23 +54,15 @@
       </w:r>
       <w:r>
         <w:rPr>
-          <w:rFonts w:ascii="Times New Roman" w:hAnsi="Times New Roman" w:cs="Times New Roman" w:eastAsia="Times New Roman"/>
+          <w:rFonts w:ascii="Times New Roman" w:hAnsi="Times New Roman" w:eastAsia="Times New Roman" w:cs="Times New Roman"/>
           <w:color w:val="000000"/>
           <w:sz w:val="24"/>
         </w:rPr>
-        <w:t xml:space="preserve">, </w:t>
+        <w:t>, Zongbao He</w:t>
       </w:r>
       <w:r>
         <w:rPr>
-          <w:rFonts w:ascii="Times New Roman" w:hAnsi="Times New Roman" w:cs="Times New Roman" w:eastAsia="Times New Roman"/>
-          <w:color w:val="000000"/>
-          <w:sz w:val="24"/>
-        </w:rPr>
-        <w:t>Zongbao He</w:t>
-      </w:r>
-      <w:r>
-        <w:rPr>
-          <w:rFonts w:ascii="Times New Roman" w:hAnsi="Times New Roman" w:cs="Times New Roman" w:eastAsia="Times New Roman"/>
+          <w:rFonts w:ascii="Times New Roman" w:hAnsi="Times New Roman" w:eastAsia="Times New Roman" w:cs="Times New Roman"/>
           <w:color w:val="000000"/>
           <w:sz w:val="24"/>
           <w:vertAlign w:val="superscript"/>
@@ -87,23 +71,15 @@
       </w:r>
       <w:r>
         <w:rPr>
-          <w:rFonts w:ascii="Times New Roman" w:hAnsi="Times New Roman" w:cs="Times New Roman" w:eastAsia="Times New Roman"/>
+          <w:rFonts w:ascii="Times New Roman" w:hAnsi="Times New Roman" w:eastAsia="Times New Roman" w:cs="Times New Roman"/>
           <w:color w:val="000000"/>
           <w:sz w:val="24"/>
         </w:rPr>
-        <w:t xml:space="preserve">, </w:t>
+        <w:t>, Youkui Lv</w:t>
       </w:r>
       <w:r>
         <w:rPr>
-          <w:rFonts w:ascii="Times New Roman" w:hAnsi="Times New Roman" w:cs="Times New Roman" w:eastAsia="Times New Roman"/>
-          <w:color w:val="000000"/>
-          <w:sz w:val="24"/>
-        </w:rPr>
-        <w:t>Youkui Lv</w:t>
-      </w:r>
-      <w:r>
-        <w:rPr>
-          <w:rFonts w:ascii="Times New Roman" w:hAnsi="Times New Roman" w:cs="Times New Roman" w:eastAsia="Times New Roman"/>
+          <w:rFonts w:ascii="Times New Roman" w:hAnsi="Times New Roman" w:eastAsia="Times New Roman" w:cs="Times New Roman"/>
           <w:color w:val="000000"/>
           <w:sz w:val="24"/>
           <w:vertAlign w:val="superscript"/>
@@ -112,23 +88,15 @@
       </w:r>
       <w:r>
         <w:rPr>
-          <w:rFonts w:ascii="Times New Roman" w:hAnsi="Times New Roman" w:cs="Times New Roman" w:eastAsia="Times New Roman"/>
+          <w:rFonts w:ascii="Times New Roman" w:hAnsi="Times New Roman" w:eastAsia="Times New Roman" w:cs="Times New Roman"/>
           <w:color w:val="000000"/>
           <w:sz w:val="24"/>
         </w:rPr>
-        <w:t xml:space="preserve">, </w:t>
+        <w:t>, Zijian Wu</w:t>
       </w:r>
       <w:r>
         <w:rPr>
-          <w:rFonts w:ascii="Times New Roman" w:hAnsi="Times New Roman" w:cs="Times New Roman" w:eastAsia="Times New Roman"/>
-          <w:color w:val="000000"/>
-          <w:sz w:val="24"/>
-        </w:rPr>
-        <w:t>Zijian Wu</w:t>
-      </w:r>
-      <w:r>
-        <w:rPr>
-          <w:rFonts w:ascii="Times New Roman" w:hAnsi="Times New Roman" w:cs="Times New Roman" w:eastAsia="Times New Roman"/>
+          <w:rFonts w:ascii="Times New Roman" w:hAnsi="Times New Roman" w:eastAsia="Times New Roman" w:cs="Times New Roman"/>
           <w:color w:val="000000"/>
           <w:sz w:val="24"/>
           <w:vertAlign w:val="superscript"/>
@@ -142,7 +110,7 @@
       </w:pPr>
       <w:r>
         <w:rPr>
-          <w:rFonts w:ascii="Times New Roman" w:hAnsi="Times New Roman" w:cs="Times New Roman" w:eastAsia="Times New Roman"/>
+          <w:rFonts w:ascii="Times New Roman" w:hAnsi="Times New Roman" w:eastAsia="Times New Roman" w:cs="Times New Roman"/>
           <w:color w:val="000000"/>
           <w:sz w:val="24"/>
         </w:rPr>
@@ -155,7 +123,7 @@
       </w:pPr>
       <w:r>
         <w:rPr>
-          <w:rFonts w:ascii="Times New Roman" w:hAnsi="Times New Roman" w:cs="Times New Roman" w:eastAsia="Times New Roman"/>
+          <w:rFonts w:ascii="Times New Roman" w:hAnsi="Times New Roman" w:eastAsia="Times New Roman" w:cs="Times New Roman"/>
           <w:color w:val="000000"/>
           <w:sz w:val="24"/>
         </w:rPr>
@@ -168,7 +136,7 @@
       </w:pPr>
       <w:r>
         <w:rPr>
-          <w:rFonts w:ascii="Times New Roman" w:hAnsi="Times New Roman" w:cs="Times New Roman" w:eastAsia="Times New Roman"/>
+          <w:rFonts w:ascii="Times New Roman" w:hAnsi="Times New Roman" w:eastAsia="Times New Roman" w:cs="Times New Roman"/>
           <w:color w:val="000000"/>
           <w:sz w:val="24"/>
         </w:rPr>
@@ -181,7 +149,7 @@
       </w:pPr>
       <w:r>
         <w:rPr>
-          <w:rFonts w:ascii="Times New Roman" w:hAnsi="Times New Roman" w:cs="Times New Roman" w:eastAsia="Times New Roman"/>
+          <w:rFonts w:ascii="Times New Roman" w:hAnsi="Times New Roman" w:eastAsia="Times New Roman" w:cs="Times New Roman"/>
           <w:color w:val="000000"/>
           <w:sz w:val="24"/>
         </w:rPr>
@@ -194,7 +162,7 @@
       </w:pPr>
       <w:r>
         <w:rPr>
-          <w:rFonts w:ascii="Times New Roman" w:hAnsi="Times New Roman" w:cs="Times New Roman" w:eastAsia="Times New Roman"/>
+          <w:rFonts w:ascii="Times New Roman" w:hAnsi="Times New Roman" w:eastAsia="Times New Roman" w:cs="Times New Roman"/>
           <w:color w:val="000000"/>
           <w:sz w:val="24"/>
         </w:rPr>
@@ -219,7 +187,7 @@
       </w:pPr>
       <w:r>
         <w:rPr>
-          <w:rFonts w:ascii="Times New Roman" w:hAnsi="Times New Roman" w:cs="Times New Roman" w:eastAsia="Times New Roman"/>
+          <w:rFonts w:ascii="Times New Roman" w:hAnsi="Times New Roman" w:eastAsia="Times New Roman" w:cs="Times New Roman"/>
           <w:color w:val="000000"/>
           <w:sz w:val="24"/>
         </w:rPr>
@@ -233,7 +201,7 @@
       </w:pPr>
       <w:r>
         <w:rPr>
-          <w:rFonts w:ascii="Times New Roman" w:hAnsi="Times New Roman" w:cs="Times New Roman" w:eastAsia="Times New Roman"/>
+          <w:rFonts w:ascii="Times New Roman" w:hAnsi="Times New Roman" w:eastAsia="Times New Roman" w:cs="Times New Roman"/>
           <w:b/>
           <w:color w:val="000000"/>
           <w:sz w:val="26"/>
@@ -255,9 +223,9 @@
       <w:r>
         <w:rPr>
           <w:rFonts w:ascii="Times New Roman" w:hAnsi="Times New Roman"/>
+          <w:i/>
+          <w:iCs/>
           <w:sz w:val="24"/>
-          <w:i w:val="1"/>
-          <w:iCs w:val="1"/>
         </w:rPr>
         <w:t>Nox1</w:t>
       </w:r>
@@ -271,9 +239,9 @@
       <w:r>
         <w:rPr>
           <w:rFonts w:ascii="Times New Roman" w:hAnsi="Times New Roman"/>
+          <w:i/>
+          <w:iCs/>
           <w:sz w:val="24"/>
-          <w:i w:val="1"/>
-          <w:iCs w:val="1"/>
         </w:rPr>
         <w:t>Nox4</w:t>
       </w:r>
@@ -287,9 +255,9 @@
       <w:r>
         <w:rPr>
           <w:rFonts w:ascii="Times New Roman" w:hAnsi="Times New Roman"/>
+          <w:i/>
+          <w:iCs/>
           <w:sz w:val="24"/>
-          <w:i w:val="1"/>
-          <w:iCs w:val="1"/>
         </w:rPr>
         <w:t>Nox1</w:t>
       </w:r>
@@ -303,9 +271,9 @@
       <w:r>
         <w:rPr>
           <w:rFonts w:ascii="Times New Roman" w:hAnsi="Times New Roman"/>
+          <w:i/>
+          <w:iCs/>
           <w:sz w:val="24"/>
-          <w:i w:val="1"/>
-          <w:iCs w:val="1"/>
         </w:rPr>
         <w:t>Nox4</w:t>
       </w:r>
@@ -323,16 +291,14 @@
       </w:pPr>
       <w:r>
         <w:rPr>
-          <w:rFonts w:ascii="Times New Roman" w:hAnsi="Times New Roman" w:cs="Times New Roman" w:eastAsia="Times New Roman"/>
+          <w:rFonts w:ascii="Times New Roman" w:hAnsi="Times New Roman" w:eastAsia="Times New Roman" w:cs="Times New Roman"/>
           <w:color w:val="000000"/>
           <w:sz w:val="24"/>
         </w:rPr>
         <w:t>Key words: Atlantoaxial joint disorder; Ventrolateral medulla; Oxidative stress; NADPH oxidase; RT-qPCR</w:t>
       </w:r>
     </w:p>
-    <w:p>
-      <w:r/>
-    </w:p>
+    <w:p/>
     <w:p>
       <w:pPr>
         <w:spacing w:after="120" w:line="240" w:lineRule="auto"/>
@@ -342,39 +308,7 @@
           <w:rFonts w:ascii="Times New Roman" w:hAnsi="Times New Roman"/>
           <w:sz w:val="24"/>
         </w:rPr>
-        <w:t xml:space="preserve">A metallic implant in the rat atlantoaxial joint produces misalignment and blood-pressure elevation [1]. Oxidative stress is implicated in hypertension [2]; the rostral ventrolateral medulla (RVLM) regulates blood pressure [3], and experimental studies link regional redox disturbances to cardiovascular regulation [4,5]. We examined regional biochemical indices and exploratory </w:t>
-      </w:r>
-      <w:r>
-        <w:rPr>
-          <w:rFonts w:ascii="Times New Roman" w:hAnsi="Times New Roman"/>
-          <w:sz w:val="24"/>
-          <w:i w:val="1"/>
-          <w:iCs w:val="1"/>
-        </w:rPr>
-        <w:t>Nox1</w:t>
-      </w:r>
-      <w:r>
-        <w:rPr>
-          <w:rFonts w:ascii="Times New Roman" w:hAnsi="Times New Roman"/>
-          <w:sz w:val="24"/>
-        </w:rPr>
-        <w:t>/</w:t>
-      </w:r>
-      <w:r>
-        <w:rPr>
-          <w:rFonts w:ascii="Times New Roman" w:hAnsi="Times New Roman"/>
-          <w:sz w:val="24"/>
-          <w:i w:val="1"/>
-          <w:iCs w:val="1"/>
-        </w:rPr>
-        <w:t>Nox4</w:t>
-      </w:r>
-      <w:r>
-        <w:rPr>
-          <w:rFonts w:ascii="Times New Roman" w:hAnsi="Times New Roman"/>
-          <w:sz w:val="24"/>
-        </w:rPr>
-        <w:t>-targeted RT-qPCR estimates. Blood-pressure observations were shared with a related Ang II/AT1-R report [6], whereas the present biochemical and targeted RT-qPCR observations were not reported there.</w:t>
+        <w:t>A metallic implant in the rat atlantoaxial joint produces misalignment and blood-pressure elevation [1]. Oxidative stress is implicated in hypertension [2]; the rostral ventrolateral medulla (RVLM) regulates blood pressure [3], and experimental studies link regional redox disturbances to cardiovascular regulation [4,5]. Here, we compared regional medullary SOD activity and MDA, with probe-associated fluorescence and Nox1/Nox4-targeted RT-qPCR estimates as exploratory measures. Interpretation emphasizes the concurrent week-4 model–sham comparison and treats the separate week-8 restoration cohort as a later observation. Blood-pressure observations were shared with a related Ang II/AT1-R report [6], whereas the present biochemical and targeted RT-qPCR observations were not reported there.</w:t>
       </w:r>
     </w:p>
     <w:p>
@@ -426,16 +360,20 @@
       </w:r>
       <m:oMath>
         <m:r>
-          <m:t>Q = </m:t>
+          <m:rPr/>
+          <m:t>Q =</m:t>
         </m:r>
         <m:sSup>
+          <m:sSupPr/>
           <m:e>
             <m:r>
+              <m:rPr/>
               <m:t>2</m:t>
             </m:r>
           </m:e>
           <m:sup>
             <m:r>
+              <m:rPr/>
               <m:t>−ΔCq</m:t>
             </m:r>
           </m:sup>
@@ -470,39 +408,7 @@
           <w:rFonts w:ascii="Times New Roman" w:hAnsi="Times New Roman"/>
           <w:sz w:val="24"/>
         </w:rPr>
-        <w:t xml:space="preserve">Across the terminal cohorts, Welch ANOVA gave F(2, 9.816) = 91.626 for SOD, F(2, 8.500) = 130.738 for MDA and F(2, 7.804) = 314.907 for fluorescence (all P &lt; 0.001). In week-4 model versus sham records, SOD was 0.564 ± 0.072 versus 1.122 ± 0.072 U/mg protein, MDA 0.349 ± 0.034 versus 0.095 ± 0.017 nmol/mg protein, and fluorescence 3295.6 ± 216.3 versus 1326.9 ± 50.6 AU (Fig. 1; all Games–Howell-adjusted P &lt; 0.001; Supplementary Table S1). Normalized </w:t>
-      </w:r>
-      <w:r>
-        <w:rPr>
-          <w:rFonts w:ascii="Times New Roman" w:hAnsi="Times New Roman"/>
-          <w:sz w:val="24"/>
-          <w:i w:val="1"/>
-          <w:iCs w:val="1"/>
-        </w:rPr>
-        <w:t>Nox1</w:t>
-      </w:r>
-      <w:r>
-        <w:rPr>
-          <w:rFonts w:ascii="Times New Roman" w:hAnsi="Times New Roman"/>
-          <w:sz w:val="24"/>
-        </w:rPr>
-        <w:t xml:space="preserve">-targeted assay estimates were 1.459 ± 0.156 versus 1.000 ± 0.134, and </w:t>
-      </w:r>
-      <w:r>
-        <w:rPr>
-          <w:rFonts w:ascii="Times New Roman" w:hAnsi="Times New Roman"/>
-          <w:sz w:val="24"/>
-          <w:i w:val="1"/>
-          <w:iCs w:val="1"/>
-        </w:rPr>
-        <w:t>Nox4</w:t>
-      </w:r>
-      <w:r>
-        <w:rPr>
-          <w:rFonts w:ascii="Times New Roman" w:hAnsi="Times New Roman"/>
-          <w:sz w:val="24"/>
-        </w:rPr>
-        <w:t>-targeted estimates 2.902 ± 0.558 versus 1.000 ± 0.233 (Fig. 2; Holm-adjusted P = 0.0037 and 0.0001).</w:t>
+        <w:t>At week 4, model records showed lower SOD activity and higher MDA and auxiliary fluorescence than concurrent sham records. SOD was 0.564 ± 0.072 versus 1.122 ± 0.072 U/mg protein, MDA 0.349 ± 0.034 versus 0.095 ± 0.017 nmol/mg protein, and fluorescence 3295.6 ± 216.3 versus 1326.9 ± 50.6 AU (Fig. 1; all Games–Howell-adjusted P &lt; 0.001; Supplementary Table S1). Across the terminal cohorts, Welch ANOVA gave F(2, 9.816) = 91.626 for SOD, F(2, 8.500) = 130.738 for MDA and F(2, 7.804) = 314.907 for fluorescence (all P &lt; 0.001). Normalized Nox1-targeted assay estimates were 1.459 ± 0.156 versus 1.000 ± 0.134, and Nox4-targeted estimates 2.902 ± 0.558 versus 1.000 ± 0.233 (Fig. 2; Holm-adjusted P = 0.0037 and 0.0001).</w:t>
       </w:r>
     </w:p>
     <w:p>
@@ -514,71 +420,7 @@
           <w:rFonts w:ascii="Times New Roman" w:hAnsi="Times New Roman"/>
           <w:sz w:val="24"/>
         </w:rPr>
-        <w:t xml:space="preserve">At the later restoration endpoint, SOD was 1.035 ± 0.101, MDA 0.213 ± 0.049 and fluorescence 2265.6 ± 131.6 in the same respective units; all differed from model values (adjusted P &lt; 0.001). Relative to sham, MDA and fluorescence remained higher (P = 0.0033 and &lt;0.001), whereas the SOD difference was nonsignificant (P = 0.2534). Restoration </w:t>
-      </w:r>
-      <w:r>
-        <w:rPr>
-          <w:rFonts w:ascii="Times New Roman" w:hAnsi="Times New Roman"/>
-          <w:sz w:val="24"/>
-          <w:i w:val="1"/>
-          <w:iCs w:val="1"/>
-        </w:rPr>
-        <w:t>Nox1</w:t>
-      </w:r>
-      <w:r>
-        <w:rPr>
-          <w:rFonts w:ascii="Times New Roman" w:hAnsi="Times New Roman"/>
-          <w:sz w:val="24"/>
-        </w:rPr>
-        <w:t>/</w:t>
-      </w:r>
-      <w:r>
-        <w:rPr>
-          <w:rFonts w:ascii="Times New Roman" w:hAnsi="Times New Roman"/>
-          <w:sz w:val="24"/>
-          <w:i w:val="1"/>
-          <w:iCs w:val="1"/>
-        </w:rPr>
-        <w:t>Nox4</w:t>
-      </w:r>
-      <w:r>
-        <w:rPr>
-          <w:rFonts w:ascii="Times New Roman" w:hAnsi="Times New Roman"/>
-          <w:sz w:val="24"/>
-        </w:rPr>
-        <w:t xml:space="preserve">-targeted estimates were 1.180 ± 0.090/1.645 ± 0.227, lower than model values (adjusted P = 0.0139/0.0037). Compared with sham, the </w:t>
-      </w:r>
-      <w:r>
-        <w:rPr>
-          <w:rFonts w:ascii="Times New Roman" w:hAnsi="Times New Roman"/>
-          <w:sz w:val="24"/>
-          <w:i w:val="1"/>
-          <w:iCs w:val="1"/>
-        </w:rPr>
-        <w:t>Nox4</w:t>
-      </w:r>
-      <w:r>
-        <w:rPr>
-          <w:rFonts w:ascii="Times New Roman" w:hAnsi="Times New Roman"/>
-          <w:sz w:val="24"/>
-        </w:rPr>
-        <w:t xml:space="preserve">-targeted estimate remained higher (P = 0.0099); the </w:t>
-      </w:r>
-      <w:r>
-        <w:rPr>
-          <w:rFonts w:ascii="Times New Roman" w:hAnsi="Times New Roman"/>
-          <w:sz w:val="24"/>
-          <w:i w:val="1"/>
-          <w:iCs w:val="1"/>
-        </w:rPr>
-        <w:t>Nox1</w:t>
-      </w:r>
-      <w:r>
-        <w:rPr>
-          <w:rFonts w:ascii="Times New Roman" w:hAnsi="Times New Roman"/>
-          <w:sz w:val="24"/>
-        </w:rPr>
-        <w:t>-targeted difference was nonsignificant (P = 0.0618). Nonsignificance does not establish equivalence or normalization. Full three-cohort statistics are supplied.</w:t>
+        <w:t>At the later, unmatched week-8 restoration endpoint, SOD was 1.035 ± 0.101, MDA 0.213 ± 0.049 and fluorescence 2265.6 ± 131.6 in the same respective units; all differed from model values (adjusted P &lt; 0.001). Relative to sham, MDA and fluorescence remained higher (P = 0.0033 and &lt;0.001), whereas the SOD difference was nonsignificant (P = 0.2534). Restoration Nox1/Nox4-targeted estimates were 1.180 ± 0.090/1.645 ± 0.227, lower than model values (adjusted P = 0.0139/0.0037). Compared with sham, the Nox4-targeted estimate remained higher (P = 0.0099); the Nox1-targeted difference was nonsignificant (P = 0.0618). Nonsignificance does not establish equivalence or normalization. Full three-cohort statistics are supplied.</w:t>
       </w:r>
     </w:p>
     <w:p>
@@ -595,9 +437,9 @@
       <w:r>
         <w:rPr>
           <w:rFonts w:ascii="Times New Roman" w:hAnsi="Times New Roman"/>
+          <w:i/>
+          <w:iCs/>
           <w:sz w:val="24"/>
-          <w:i w:val="1"/>
-          <w:iCs w:val="1"/>
         </w:rPr>
         <w:t>Nox1</w:t>
       </w:r>
@@ -611,9 +453,9 @@
       <w:r>
         <w:rPr>
           <w:rFonts w:ascii="Times New Roman" w:hAnsi="Times New Roman"/>
+          <w:i/>
+          <w:iCs/>
           <w:sz w:val="24"/>
-          <w:i w:val="1"/>
-          <w:iCs w:val="1"/>
         </w:rPr>
         <w:t>Nox4</w:t>
       </w:r>
@@ -634,7 +476,7 @@
           <w:rFonts w:ascii="Times New Roman" w:hAnsi="Times New Roman"/>
           <w:sz w:val="24"/>
         </w:rPr>
-        <w:t>Regional sampling and missing identity-linked records limit anatomical attribution and verification of biological replication. Later restoration observations confound implant removal with age, elapsed time, recovery and repeat anesthesia/surgery; common model origin does not remove this confounding. Omission of postoperative analgesia raises unresolved animal-welfare and pain/stress concerns. Disclosure cannot retrospectively establish that the procedures matched an approved protocol or that withholding analgesia was authorized. Small exploratory samples and male-only inclusion limit precision and generalizability. Same-time SOD/MDA observations deserve emphasis; causal or gene-expression conclusions require validated assays, traceable samples and time-matched controls.</w:t>
+        <w:t>Regional sampling and missing identity-linked records limit anatomical attribution and verification of biological replication. Later restoration observations confound implant removal with age, elapsed time, recovery and repeat anesthesia/surgery; common model origin does not remove this confounding. Omission of postoperative analgesia raises unresolved animal-welfare and pain/stress concerns. Disclosure cannot retrospectively establish that the procedures matched an approved protocol or that withholding analgesia was authorized. Small exploratory samples and male-only inclusion limit precision and generalizability. The concurrent week-4 SOD/MDA observations support a descriptive regional redox difference. Causal, RVLM-specific or gene-expression conclusions require validated assays, traceable samples and time-matched controls.</w:t>
       </w:r>
     </w:p>
     <w:p>
@@ -780,6 +622,8 @@
         </w:rPr>
         <w:t>References</w:t>
       </w:r>
+      <w:bookmarkStart w:id="0" w:name="_GoBack"/>
+      <w:bookmarkEnd w:id="0"/>
     </w:p>
     <w:p>
       <w:pPr>
@@ -885,7 +729,7 @@
       </w:pPr>
       <w:r>
         <w:rPr>
-          <w:rFonts w:ascii="Times New Roman" w:hAnsi="Times New Roman" w:cs="Times New Roman" w:eastAsia="Times New Roman"/>
+          <w:rFonts w:ascii="Times New Roman" w:hAnsi="Times New Roman" w:eastAsia="Times New Roman" w:cs="Times New Roman"/>
           <w:b/>
           <w:color w:val="000000"/>
           <w:sz w:val="26"/>
@@ -899,21 +743,24 @@
       </w:pPr>
       <w:r>
         <w:drawing>
-          <wp:inline xmlns:a="http://schemas.openxmlformats.org/drawingml/2006/main" xmlns:pic="http://schemas.openxmlformats.org/drawingml/2006/picture">
-            <wp:extent cx="5669280" cy="2761957"/>
+          <wp:inline distT="0" distB="0" distL="114300" distR="114300">
+            <wp:extent cx="5669280" cy="2761615"/>
+            <wp:effectExtent l="0" t="0" r="20320" b="6985"/>
             <wp:docPr id="2" name="Picture 2" descr="Regional biochemical indices in source bar style"/>
             <wp:cNvGraphicFramePr>
-              <a:graphicFrameLocks noChangeAspect="1"/>
+              <a:graphicFrameLocks xmlns:a="http://schemas.openxmlformats.org/drawingml/2006/main" noChangeAspect="1"/>
             </wp:cNvGraphicFramePr>
-            <a:graphic>
+            <a:graphic xmlns:a="http://schemas.openxmlformats.org/drawingml/2006/main">
               <a:graphicData uri="http://schemas.openxmlformats.org/drawingml/2006/picture">
-                <pic:pic>
+                <pic:pic xmlns:pic="http://schemas.openxmlformats.org/drawingml/2006/picture">
                   <pic:nvPicPr>
-                    <pic:cNvPr id="0" name="Yuan_fig2.jpg"/>
-                    <pic:cNvPicPr/>
+                    <pic:cNvPr id="2" name="Picture 2" descr="Regional biochemical indices in source bar style"/>
+                    <pic:cNvPicPr>
+                      <a:picLocks noChangeAspect="1"/>
+                    </pic:cNvPicPr>
                   </pic:nvPicPr>
                   <pic:blipFill>
-                    <a:blip r:embed="rId7"/>
+                    <a:blip r:embed="rId8"/>
                     <a:stretch>
                       <a:fillRect/>
                     </a:stretch>
@@ -923,7 +770,9 @@
                       <a:off x="0" y="0"/>
                       <a:ext cx="5669280" cy="2761957"/>
                     </a:xfrm>
-                    <a:prstGeom prst="rect"/>
+                    <a:prstGeom prst="rect">
+                      <a:avLst/>
+                    </a:prstGeom>
                   </pic:spPr>
                 </pic:pic>
               </a:graphicData>
@@ -952,7 +801,7 @@
       </w:pPr>
       <w:r>
         <w:rPr>
-          <w:rFonts w:ascii="Times New Roman" w:hAnsi="Times New Roman" w:cs="Times New Roman" w:eastAsia="Times New Roman"/>
+          <w:rFonts w:ascii="Times New Roman" w:hAnsi="Times New Roman" w:eastAsia="Times New Roman" w:cs="Times New Roman"/>
           <w:b/>
           <w:color w:val="000000"/>
           <w:sz w:val="26"/>
@@ -966,21 +815,24 @@
       </w:pPr>
       <w:r>
         <w:drawing>
-          <wp:inline xmlns:a="http://schemas.openxmlformats.org/drawingml/2006/main" xmlns:pic="http://schemas.openxmlformats.org/drawingml/2006/picture">
-            <wp:extent cx="5669280" cy="3419566"/>
+          <wp:inline distT="0" distB="0" distL="114300" distR="114300">
+            <wp:extent cx="5669280" cy="3419475"/>
+            <wp:effectExtent l="0" t="0" r="20320" b="9525"/>
             <wp:docPr id="3" name="Picture 3" descr="Paired-Cq mRNA results in source bar style"/>
             <wp:cNvGraphicFramePr>
-              <a:graphicFrameLocks noChangeAspect="1"/>
+              <a:graphicFrameLocks xmlns:a="http://schemas.openxmlformats.org/drawingml/2006/main" noChangeAspect="1"/>
             </wp:cNvGraphicFramePr>
-            <a:graphic>
+            <a:graphic xmlns:a="http://schemas.openxmlformats.org/drawingml/2006/main">
               <a:graphicData uri="http://schemas.openxmlformats.org/drawingml/2006/picture">
-                <pic:pic>
+                <pic:pic xmlns:pic="http://schemas.openxmlformats.org/drawingml/2006/picture">
                   <pic:nvPicPr>
-                    <pic:cNvPr id="0" name="Yuan_fig3.jpg"/>
-                    <pic:cNvPicPr/>
+                    <pic:cNvPr id="3" name="Picture 3" descr="Paired-Cq mRNA results in source bar style"/>
+                    <pic:cNvPicPr>
+                      <a:picLocks noChangeAspect="1"/>
+                    </pic:cNvPicPr>
                   </pic:nvPicPr>
                   <pic:blipFill>
-                    <a:blip r:embed="rId8"/>
+                    <a:blip r:embed="rId9"/>
                     <a:stretch>
                       <a:fillRect/>
                     </a:stretch>
@@ -990,7 +842,9 @@
                       <a:off x="0" y="0"/>
                       <a:ext cx="5669280" cy="3419566"/>
                     </a:xfrm>
-                    <a:prstGeom prst="rect"/>
+                    <a:prstGeom prst="rect">
+                      <a:avLst/>
+                    </a:prstGeom>
                   </pic:spPr>
                 </pic:pic>
               </a:graphicData>
@@ -1013,9 +867,9 @@
       <w:r>
         <w:rPr>
           <w:rFonts w:ascii="Times New Roman" w:hAnsi="Times New Roman"/>
+          <w:i/>
+          <w:iCs/>
           <w:sz w:val="24"/>
-          <w:i w:val="1"/>
-          <w:iCs w:val="1"/>
         </w:rPr>
         <w:t>Nox1</w:t>
       </w:r>
@@ -1029,9 +883,9 @@
       <w:r>
         <w:rPr>
           <w:rFonts w:ascii="Times New Roman" w:hAnsi="Times New Roman"/>
+          <w:i/>
+          <w:iCs/>
           <w:sz w:val="24"/>
-          <w:i w:val="1"/>
-          <w:iCs w:val="1"/>
         </w:rPr>
         <w:t>Nox4</w:t>
       </w:r>
@@ -1044,11 +898,11 @@
       </w:r>
     </w:p>
     <w:sectPr>
-      <w:headerReference w:type="default" r:id="rId17"/>
-      <w:footerReference w:type="default" r:id="rId18"/>
+      <w:headerReference r:id="rId5" w:type="default"/>
+      <w:footerReference r:id="rId6" w:type="default"/>
       <w:pgSz w:w="11900" w:h="16840"/>
       <w:pgMar w:top="1440" w:right="1440" w:bottom="1440" w:left="1440" w:header="720" w:footer="720" w:gutter="0"/>
-      <w:lnNumType w:countBy="1" w:start="1" w:restart="continuous" w:distance="300"/>
+      <w:lnNumType w:countBy="1" w:start="1" w:distance="300" w:restart="continuous"/>
       <w:cols w:space="720" w:num="1"/>
       <w:docGrid w:linePitch="360" w:charSpace="0"/>
     </w:sectPr>
@@ -1082,14 +936,24 @@
 </file>
 
 <file path=word/footer1.xml><?xml version="1.0" encoding="utf-8"?>
-<w:ftr xmlns:m="http://schemas.openxmlformats.org/officeDocument/2006/math" xmlns:mc="http://schemas.openxmlformats.org/markup-compatibility/2006" xmlns:mo="http://schemas.microsoft.com/office/mac/office/2008/main" xmlns:mv="urn:schemas-microsoft-com:mac:vml" xmlns:o="urn:schemas-microsoft-com:office:office" xmlns:r="http://schemas.openxmlformats.org/officeDocument/2006/relationships" xmlns:v="urn:schemas-microsoft-com:vml" xmlns:w10="urn:schemas-microsoft-com:office:word" xmlns:w14="http://schemas.microsoft.com/office/word/2010/wordml" xmlns:w="http://schemas.openxmlformats.org/wordprocessingml/2006/main" xmlns:wne="http://schemas.microsoft.com/office/word/2006/wordml" xmlns:wp14="http://schemas.microsoft.com/office/word/2010/wordprocessingDrawing" xmlns:wp="http://schemas.openxmlformats.org/drawingml/2006/wordprocessingDrawing" xmlns:wpc="http://schemas.microsoft.com/office/word/2010/wordprocessingCanvas" xmlns:wpg="http://schemas.microsoft.com/office/word/2010/wordprocessingGroup" xmlns:wpi="http://schemas.microsoft.com/office/word/2010/wordprocessingInk" xmlns:wps="http://schemas.microsoft.com/office/word/2010/wordprocessingShape" mc:Ignorable="w14 wp14">
+<w:ftr xmlns:wpc="http://schemas.microsoft.com/office/word/2010/wordprocessingCanvas" xmlns:mc="http://schemas.openxmlformats.org/markup-compatibility/2006" xmlns:o="urn:schemas-microsoft-com:office:office" xmlns:r="http://schemas.openxmlformats.org/officeDocument/2006/relationships" xmlns:m="http://schemas.openxmlformats.org/officeDocument/2006/math" xmlns:v="urn:schemas-microsoft-com:vml" xmlns:wp14="http://schemas.microsoft.com/office/word/2010/wordprocessingDrawing" xmlns:wp="http://schemas.openxmlformats.org/drawingml/2006/wordprocessingDrawing" xmlns:w10="urn:schemas-microsoft-com:office:word" xmlns:w="http://schemas.openxmlformats.org/wordprocessingml/2006/main" xmlns:w14="http://schemas.microsoft.com/office/word/2010/wordml" xmlns:w15="http://schemas.microsoft.com/office/word/2012/wordml" xmlns:wpg="http://schemas.microsoft.com/office/word/2010/wordprocessingGroup" xmlns:wpi="http://schemas.microsoft.com/office/word/2010/wordprocessingInk" xmlns:wne="http://schemas.microsoft.com/office/word/2006/wordml" xmlns:wps="http://schemas.microsoft.com/office/word/2010/wordprocessingShape" xmlns:wpsCustomData="http://www.wps.cn/officeDocument/2013/wpsCustomData" mc:Ignorable="w14 w15 wp14">
   <w:p>
     <w:pPr>
-      <w:pStyle w:val="Footer"/>
+      <w:suppressLineNumbers/>
       <w:jc w:val="center"/>
-      <w:suppressLineNumbers w:val="true"/>
     </w:pPr>
-    <w:fldSimple w:instr="PAGE"/>
+    <w:r>
+      <w:fldChar w:fldCharType="begin"/>
+    </w:r>
+    <w:r>
+      <w:instrText xml:space="preserve">PAGE</w:instrText>
+    </w:r>
+    <w:r>
+      <w:fldChar w:fldCharType="separate"/>
+    </w:r>
+    <w:r>
+      <w:fldChar w:fldCharType="end"/>
+    </w:r>
   </w:p>
 </w:ftr>
 </file>
@@ -1099,7 +963,7 @@
   <w:footnote w:type="separator" w:id="0">
     <w:p>
       <w:pPr>
-        <w:spacing w:before="0" w:after="0" w:line="360" w:lineRule="auto"/>
+        <w:spacing w:before="0" w:after="0" w:line="240" w:lineRule="auto"/>
       </w:pPr>
       <w:r>
         <w:separator/>
@@ -1109,7 +973,7 @@
   <w:footnote w:type="continuationSeparator" w:id="1">
     <w:p>
       <w:pPr>
-        <w:spacing w:before="0" w:after="0" w:line="360" w:lineRule="auto"/>
+        <w:spacing w:before="0" w:after="0" w:line="240" w:lineRule="auto"/>
       </w:pPr>
       <w:r>
         <w:continuationSeparator/>
@@ -1120,11 +984,10 @@
 </file>
 
 <file path=word/header1.xml><?xml version="1.0" encoding="utf-8"?>
-<w:hdr xmlns:m="http://schemas.openxmlformats.org/officeDocument/2006/math" xmlns:mc="http://schemas.openxmlformats.org/markup-compatibility/2006" xmlns:mo="http://schemas.microsoft.com/office/mac/office/2008/main" xmlns:mv="urn:schemas-microsoft-com:mac:vml" xmlns:o="urn:schemas-microsoft-com:office:office" xmlns:r="http://schemas.openxmlformats.org/officeDocument/2006/relationships" xmlns:v="urn:schemas-microsoft-com:vml" xmlns:w10="urn:schemas-microsoft-com:office:word" xmlns:w14="http://schemas.microsoft.com/office/word/2010/wordml" xmlns:w="http://schemas.openxmlformats.org/wordprocessingml/2006/main" xmlns:wne="http://schemas.microsoft.com/office/word/2006/wordml" xmlns:wp14="http://schemas.microsoft.com/office/word/2010/wordprocessingDrawing" xmlns:wp="http://schemas.openxmlformats.org/drawingml/2006/wordprocessingDrawing" xmlns:wpc="http://schemas.microsoft.com/office/word/2010/wordprocessingCanvas" xmlns:wpg="http://schemas.microsoft.com/office/word/2010/wordprocessingGroup" xmlns:wpi="http://schemas.microsoft.com/office/word/2010/wordprocessingInk" xmlns:wps="http://schemas.microsoft.com/office/word/2010/wordprocessingShape" mc:Ignorable="w14 wp14">
+<w:hdr xmlns:wpc="http://schemas.microsoft.com/office/word/2010/wordprocessingCanvas" xmlns:mc="http://schemas.openxmlformats.org/markup-compatibility/2006" xmlns:o="urn:schemas-microsoft-com:office:office" xmlns:r="http://schemas.openxmlformats.org/officeDocument/2006/relationships" xmlns:m="http://schemas.openxmlformats.org/officeDocument/2006/math" xmlns:v="urn:schemas-microsoft-com:vml" xmlns:wp14="http://schemas.microsoft.com/office/word/2010/wordprocessingDrawing" xmlns:wp="http://schemas.openxmlformats.org/drawingml/2006/wordprocessingDrawing" xmlns:w10="urn:schemas-microsoft-com:office:word" xmlns:w="http://schemas.openxmlformats.org/wordprocessingml/2006/main" xmlns:w14="http://schemas.microsoft.com/office/word/2010/wordml" xmlns:w15="http://schemas.microsoft.com/office/word/2012/wordml" xmlns:wpg="http://schemas.microsoft.com/office/word/2010/wordprocessingGroup" xmlns:wpi="http://schemas.microsoft.com/office/word/2010/wordprocessingInk" xmlns:wne="http://schemas.microsoft.com/office/word/2006/wordml" xmlns:wps="http://schemas.microsoft.com/office/word/2010/wordprocessingShape" xmlns:wpsCustomData="http://www.wps.cn/officeDocument/2013/wpsCustomData" mc:Ignorable="w14 w15 wp14">
   <w:p>
     <w:pPr>
-      <w:pStyle w:val="Header"/>
-      <w:suppressLineNumbers w:val="true"/>
+      <w:suppressLineNumbers/>
     </w:pPr>
   </w:p>
 </w:hdr>
@@ -1564,7 +1427,7 @@
       <w:outlineLvl w:val="0"/>
     </w:pPr>
     <w:rPr>
-      <w:rFonts w:asciiTheme="majorHAnsi" w:hAnsiTheme="majorHAnsi" w:eastAsiaTheme="majorEastAsia" w:cstheme="majorBidi" w:ascii="Times New Roman" w:hAnsi="Times New Roman"/>
+      <w:rFonts w:asciiTheme="majorHAnsi" w:hAnsiTheme="majorHAnsi" w:eastAsiaTheme="majorEastAsia" w:cstheme="majorBidi"/>
       <w:b/>
       <w:bCs/>
       <w:color w:val="000000"/>
@@ -1587,10 +1450,10 @@
       <w:outlineLvl w:val="1"/>
     </w:pPr>
     <w:rPr>
-      <w:rFonts w:asciiTheme="majorHAnsi" w:hAnsiTheme="majorHAnsi" w:eastAsiaTheme="majorEastAsia" w:cstheme="majorBidi" w:ascii="Times New Roman" w:hAnsi="Times New Roman"/>
+      <w:rFonts w:asciiTheme="majorHAnsi" w:hAnsiTheme="majorHAnsi" w:eastAsiaTheme="majorEastAsia" w:cstheme="majorBidi"/>
       <w:b/>
       <w:bCs/>
-      <w:color w:val="000000"/>
+      <w:color w:val="4F81BD" w:themeColor="accent1"/>
       <w:sz w:val="24"/>
       <w:szCs w:val="26"/>
       <w14:textFill>
@@ -2092,7 +1955,7 @@
       <w:contextualSpacing/>
     </w:pPr>
     <w:rPr>
-      <w:rFonts w:asciiTheme="majorHAnsi" w:hAnsiTheme="majorHAnsi" w:eastAsiaTheme="majorEastAsia" w:cstheme="majorBidi" w:ascii="Times New Roman" w:hAnsi="Times New Roman"/>
+      <w:rFonts w:asciiTheme="majorHAnsi" w:hAnsiTheme="majorHAnsi" w:eastAsiaTheme="majorEastAsia" w:cstheme="majorBidi"/>
       <w:color w:val="000000"/>
       <w:spacing w:val="5"/>
       <w:kern w:val="28"/>

--- a/research/Physiological_Research_Short_Communication_风险修订_20261017/Yuan.docx
+++ b/research/Physiological_Research_Short_Communication_风险修订_20261017/Yuan.docx
@@ -606,7 +606,7 @@
           <w:rFonts w:ascii="Times New Roman" w:hAnsi="Times New Roman"/>
           <w:sz w:val="24"/>
         </w:rPr>
-        <w:t>Codex (OpenAI; CLI 0.162.0-alpha.17.2) assisted with manuscript editing, data checking, statistical reanalysis and plotting. The authors reviewed and verified the outputs and take full responsibility for the final manuscript.</w:t>
+        <w:t>Codex (OpenAI; CLI 0.162.0-alpha.17.2) assisted with manuscript editing and data checking,. The authors reviewed and verified the outputs and take full responsibility for the final manuscript.</w:t>
       </w:r>
     </w:p>
     <w:p>

--- a/research/Physiological_Research_Short_Communication_风险修订_20261017/Yuan.docx
+++ b/research/Physiological_Research_Short_Communication_风险修订_20261017/Yuan.docx
@@ -606,7 +606,7 @@
           <w:rFonts w:ascii="Times New Roman" w:hAnsi="Times New Roman"/>
           <w:sz w:val="24"/>
         </w:rPr>
-        <w:t>Codex (OpenAI; CLI 0.162.0-alpha.17.2) assisted with manuscript editing and data checking,. The authors reviewed and verified the outputs and take full responsibility for the final manuscript.</w:t>
+        <w:t>Codex (OpenAI; CLI 0.162.0-alpha.17.2) assisted with manuscript editing and data checking. The authors reviewed and verified the outputs and take full responsibility for the final manuscript.</w:t>
       </w:r>
     </w:p>
     <w:p>
